--- a/resources/hantao_hotel.docx
+++ b/resources/hantao_hotel.docx
@@ -1,6 +1,6 @@
 
 <file path=word/document.xml><?xml version="1.0" encoding="utf-8"?>
-<w:document xmlns:wpc="http://schemas.microsoft.com/office/word/2010/wordprocessingCanvas" xmlns:cx="http://schemas.microsoft.com/office/drawing/2014/chartex" xmlns:cx1="http://schemas.microsoft.com/office/drawing/2015/9/8/chartex" xmlns:cx2="http://schemas.microsoft.com/office/drawing/2015/10/21/chartex" xmlns:cx3="http://schemas.microsoft.com/office/drawing/2016/5/9/chartex" xmlns:cx4="http://schemas.microsoft.com/office/drawing/2016/5/10/chartex" xmlns:cx5="http://schemas.microsoft.com/office/drawing/2016/5/11/chartex" xmlns:cx6="http://schemas.microsoft.com/office/drawing/2016/5/12/chartex" xmlns:cx7="http://schemas.microsoft.com/office/drawing/2016/5/13/chartex" xmlns:cx8="http://schemas.microsoft.com/office/drawing/2016/5/14/chartex" xmlns:mc="http://schemas.openxmlformats.org/markup-compatibility/2006" xmlns:aink="http://schemas.microsoft.com/office/drawing/2016/ink" xmlns:am3d="http://schemas.microsoft.com/office/drawing/2017/model3d" xmlns:o="urn:schemas-microsoft-com:office:office" xmlns:r="http://schemas.openxmlformats.org/officeDocument/2006/relationships" xmlns:m="http://schemas.openxmlformats.org/officeDocument/2006/math" xmlns:v="urn:schemas-microsoft-com:vml" xmlns:wp14="http://schemas.microsoft.com/office/word/2010/wordprocessingDrawing" xmlns:wp="http://schemas.openxmlformats.org/drawingml/2006/wordprocessingDrawing" xmlns:w10="urn:schemas-microsoft-com:office:word" xmlns:w="http://schemas.openxmlformats.org/wordprocessingml/2006/main" xmlns:w14="http://schemas.microsoft.com/office/word/2010/wordml" xmlns:w15="http://schemas.microsoft.com/office/word/2012/wordml" xmlns:w16cex="http://schemas.microsoft.com/office/word/2018/wordml/cex" xmlns:w16cid="http://schemas.microsoft.com/office/word/2016/wordml/cid" xmlns:w16="http://schemas.microsoft.com/office/word/2018/wordml" xmlns:w16sdtdh="http://schemas.microsoft.com/office/word/2020/wordml/sdtdatahash" xmlns:w16se="http://schemas.microsoft.com/office/word/2015/wordml/symex" xmlns:wpg="http://schemas.microsoft.com/office/word/2010/wordprocessingGroup" xmlns:wpi="http://schemas.microsoft.com/office/word/2010/wordprocessingInk" xmlns:wne="http://schemas.microsoft.com/office/word/2006/wordml" xmlns:wps="http://schemas.microsoft.com/office/word/2010/wordprocessingShape" mc:Ignorable="w14 w15 w16se w16cid w16 w16cex w16sdtdh wp14">
+<w:document xmlns:wpc="http://schemas.microsoft.com/office/word/2010/wordprocessingCanvas" xmlns:cx="http://schemas.microsoft.com/office/drawing/2014/chartex" xmlns:cx1="http://schemas.microsoft.com/office/drawing/2015/9/8/chartex" xmlns:cx2="http://schemas.microsoft.com/office/drawing/2015/10/21/chartex" xmlns:cx3="http://schemas.microsoft.com/office/drawing/2016/5/9/chartex" xmlns:cx4="http://schemas.microsoft.com/office/drawing/2016/5/10/chartex" xmlns:cx5="http://schemas.microsoft.com/office/drawing/2016/5/11/chartex" xmlns:cx6="http://schemas.microsoft.com/office/drawing/2016/5/12/chartex" xmlns:cx7="http://schemas.microsoft.com/office/drawing/2016/5/13/chartex" xmlns:cx8="http://schemas.microsoft.com/office/drawing/2016/5/14/chartex" xmlns:mc="http://schemas.openxmlformats.org/markup-compatibility/2006" xmlns:aink="http://schemas.microsoft.com/office/drawing/2016/ink" xmlns:am3d="http://schemas.microsoft.com/office/drawing/2017/model3d" xmlns:o="urn:schemas-microsoft-com:office:office" xmlns:oel="http://schemas.microsoft.com/office/2019/extlst" xmlns:r="http://schemas.openxmlformats.org/officeDocument/2006/relationships" xmlns:m="http://schemas.openxmlformats.org/officeDocument/2006/math" xmlns:v="urn:schemas-microsoft-com:vml" xmlns:wp14="http://schemas.microsoft.com/office/word/2010/wordprocessingDrawing" xmlns:wp="http://schemas.openxmlformats.org/drawingml/2006/wordprocessingDrawing" xmlns:w10="urn:schemas-microsoft-com:office:word" xmlns:w="http://schemas.openxmlformats.org/wordprocessingml/2006/main" xmlns:w14="http://schemas.microsoft.com/office/word/2010/wordml" xmlns:w15="http://schemas.microsoft.com/office/word/2012/wordml" xmlns:w16cex="http://schemas.microsoft.com/office/word/2018/wordml/cex" xmlns:w16cid="http://schemas.microsoft.com/office/word/2016/wordml/cid" xmlns:w16="http://schemas.microsoft.com/office/word/2018/wordml" xmlns:w16du="http://schemas.microsoft.com/office/word/2023/wordml/word16du" xmlns:w16sdtdh="http://schemas.microsoft.com/office/word/2020/wordml/sdtdatahash" xmlns:w16sdtfl="http://schemas.microsoft.com/office/word/2024/wordml/sdtformatlock" xmlns:w16se="http://schemas.microsoft.com/office/word/2015/wordml/symex" xmlns:wpg="http://schemas.microsoft.com/office/word/2010/wordprocessingGroup" xmlns:wpi="http://schemas.microsoft.com/office/word/2010/wordprocessingInk" xmlns:wne="http://schemas.microsoft.com/office/word/2006/wordml" xmlns:wps="http://schemas.microsoft.com/office/word/2010/wordprocessingShape" mc:Ignorable="w14 w15 w16se w16cid w16 w16cex w16sdtdh w16sdtfl w16du wp14">
   <w:body>
     <w:p>
       <w:pPr>
@@ -77,6 +77,8 @@
         <w:ind w:left="8341"/>
         <w:rPr>
           <w:b/>
+          <w:color w:val="0894FF"/>
+          <w:spacing w:val="-2"/>
           <w:sz w:val="19"/>
         </w:rPr>
       </w:pPr>
@@ -113,8 +115,45 @@
           <w:spacing w:val="-2"/>
           <w:sz w:val="19"/>
         </w:rPr>
-        <w:t>6521.961.589</w:t>
-      </w:r>
+        <w:t>6521.961.</w:t>
+      </w:r>
+      <w:r>
+        <w:rPr>
+          <w:b/>
+          <w:color w:val="0894FF"/>
+          <w:spacing w:val="-2"/>
+          <w:sz w:val="19"/>
+        </w:rPr>
+        <w:t>{{</w:t>
+      </w:r>
+      <w:r>
+        <w:rPr>
+          <w:b/>
+          <w:color w:val="0894FF"/>
+          <w:spacing w:val="-2"/>
+          <w:sz w:val="19"/>
+        </w:rPr>
+        <w:t>three_submit_number</w:t>
+      </w:r>
+      <w:r>
+        <w:rPr>
+          <w:b/>
+          <w:color w:val="0894FF"/>
+          <w:spacing w:val="-2"/>
+          <w:sz w:val="19"/>
+        </w:rPr>
+        <w:t>}}</w:t>
+      </w:r>
+    </w:p>
+    <w:p>
+      <w:pPr>
+        <w:spacing w:line="239" w:lineRule="exact"/>
+        <w:ind w:left="8341"/>
+        <w:rPr>
+          <w:b/>
+          <w:sz w:val="19"/>
+        </w:rPr>
+      </w:pPr>
     </w:p>
     <w:p>
       <w:pPr>
@@ -422,7 +461,7 @@
                 </mc:Choice>
                 <mc:Fallback>
                   <w:pict>
-                    <v:group w14:anchorId="66BD73D3" id="Group 4" o:spid="_x0000_s1026" style="position:absolute;margin-left:291.7pt;margin-top:7.4pt;width:.75pt;height:66.75pt;z-index:15731712;mso-wrap-distance-left:0;mso-wrap-distance-right:0" coordsize="95,8477" o:gfxdata="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">
+                    <v:group w14:anchorId="612615E7" id="Group 4" o:spid="_x0000_s1026" style="position:absolute;margin-left:291.7pt;margin-top:7.4pt;width:.75pt;height:66.75pt;z-index:15731712;mso-wrap-distance-left:0;mso-wrap-distance-right:0" coordsize="95,8477" o:gfxdata="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">
                       <v:shape id="Graphic 5" o:spid="_x0000_s1027" style="position:absolute;width:95;height:8477;visibility:visible;mso-wrap-style:square;v-text-anchor:top" coordsize="9525,847725" o:gfxdata="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" path="m9523,l,,,847725r9523,l9523,xe" fillcolor="#cdcdcd" stroked="f">
                         <v:path arrowok="t"/>
                       </v:shape>
@@ -524,7 +563,7 @@
                 </mc:Choice>
                 <mc:Fallback>
                   <w:pict>
-                    <v:group w14:anchorId="40F3B8AF" id="Group 6" o:spid="_x0000_s1026" style="position:absolute;margin-left:457.45pt;margin-top:7.4pt;width:.75pt;height:66.75pt;z-index:15732224;mso-wrap-distance-left:0;mso-wrap-distance-right:0" coordsize="95,8477" o:gfxdata="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">
+                    <v:group w14:anchorId="4BEE066E" id="Group 6" o:spid="_x0000_s1026" style="position:absolute;margin-left:457.45pt;margin-top:7.4pt;width:.75pt;height:66.75pt;z-index:15732224;mso-wrap-distance-left:0;mso-wrap-distance-right:0" coordsize="95,8477" o:gfxdata="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">
                       <v:shape id="Graphic 7" o:spid="_x0000_s1027" style="position:absolute;width:95;height:8477;visibility:visible;mso-wrap-style:square;v-text-anchor:top" coordsize="9525,847725" o:gfxdata="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" path="m9523,l,,,847725r9523,l9523,xe" fillcolor="#cdcdcd" stroked="f">
                         <v:path arrowok="t"/>
                       </v:shape>
@@ -626,7 +665,7 @@
                 </mc:Choice>
                 <mc:Fallback>
                   <w:pict>
-                    <v:group w14:anchorId="39A07FCD" id="Group 8" o:spid="_x0000_s1026" style="position:absolute;margin-left:371.2pt;margin-top:7.4pt;width:.75pt;height:63.75pt;z-index:15733248;mso-wrap-distance-left:0;mso-wrap-distance-right:0" coordsize="95,8096" o:gfxdata="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">
+                    <v:group w14:anchorId="15EAF2D9" id="Group 8" o:spid="_x0000_s1026" style="position:absolute;margin-left:371.2pt;margin-top:7.4pt;width:.75pt;height:63.75pt;z-index:15733248;mso-wrap-distance-left:0;mso-wrap-distance-right:0" coordsize="95,8096" o:gfxdata="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">
                       <v:shape id="Graphic 9" o:spid="_x0000_s1027" style="position:absolute;width:95;height:8096;visibility:visible;mso-wrap-style:square;v-text-anchor:top" coordsize="9525,809625" o:gfxdata="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" path="m9523,l,,,809625r9523,l9523,xe" fillcolor="#cdcdcd" stroked="f">
                         <v:path arrowok="t"/>
                       </v:shape>
@@ -635,21 +674,12 @@
                 </mc:Fallback>
               </mc:AlternateContent>
             </w:r>
-            <w:proofErr w:type="spellStart"/>
             <w:r>
               <w:rPr>
                 <w:b/>
                 <w:sz w:val="19"/>
               </w:rPr>
-              <w:t>Hantao</w:t>
-            </w:r>
-            <w:proofErr w:type="spellEnd"/>
-            <w:r>
-              <w:rPr>
-                <w:b/>
-                <w:sz w:val="19"/>
-              </w:rPr>
-              <w:t xml:space="preserve"> AI Select International Apartment</w:t>
+              <w:t>Hantao AI Select International Apartment</w:t>
             </w:r>
             <w:r>
               <w:rPr>
@@ -708,21 +738,7 @@
               <w:rPr>
                 <w:sz w:val="16"/>
               </w:rPr>
-              <w:t xml:space="preserve">Room 1018 </w:t>
-            </w:r>
-            <w:proofErr w:type="spellStart"/>
-            <w:r>
-              <w:rPr>
-                <w:sz w:val="16"/>
-              </w:rPr>
-              <w:t>Zhongdingminghui</w:t>
-            </w:r>
-            <w:proofErr w:type="spellEnd"/>
-            <w:r>
-              <w:rPr>
-                <w:sz w:val="16"/>
-              </w:rPr>
-              <w:t xml:space="preserve"> (Middle Tower), No 76 Feng Le</w:t>
+              <w:t>Room 1018 Zhongdingminghui (Middle Tower), No 76 Feng Le</w:t>
             </w:r>
             <w:r>
               <w:rPr>
@@ -905,7 +921,6 @@
               </w:rPr>
               <w:t>{{</w:t>
             </w:r>
-            <w:proofErr w:type="spellStart"/>
             <w:r>
               <w:rPr>
                 <w:b/>
@@ -914,7 +929,6 @@
               </w:rPr>
               <w:t>f_month_text</w:t>
             </w:r>
-            <w:proofErr w:type="spellEnd"/>
             <w:r>
               <w:rPr>
                 <w:b/>
@@ -956,7 +970,6 @@
               </w:rPr>
               <w:t>{{</w:t>
             </w:r>
-            <w:proofErr w:type="spellStart"/>
             <w:r>
               <w:rPr>
                 <w:b/>
@@ -966,7 +979,6 @@
               </w:rPr>
               <w:t>e_month_text</w:t>
             </w:r>
-            <w:proofErr w:type="spellEnd"/>
             <w:r>
               <w:rPr>
                 <w:b/>
@@ -1106,58 +1118,22 @@
                 <w:spacing w:val="-2"/>
                 <w:sz w:val="14"/>
               </w:rPr>
-              <w:t>{{</w:t>
-            </w:r>
-            <w:proofErr w:type="spellStart"/>
+              <w:t>{{f_day_name}}</w:t>
+            </w:r>
+            <w:r>
+              <w:rPr>
+                <w:i/>
+                <w:sz w:val="14"/>
+              </w:rPr>
+              <w:tab/>
+            </w:r>
             <w:r>
               <w:rPr>
                 <w:i/>
                 <w:spacing w:val="-2"/>
                 <w:sz w:val="14"/>
               </w:rPr>
-              <w:t>f_day_name</w:t>
-            </w:r>
-            <w:proofErr w:type="spellEnd"/>
-            <w:r>
-              <w:rPr>
-                <w:i/>
-                <w:spacing w:val="-2"/>
-                <w:sz w:val="14"/>
-              </w:rPr>
-              <w:t>}}</w:t>
-            </w:r>
-            <w:r>
-              <w:rPr>
-                <w:i/>
-                <w:sz w:val="14"/>
-              </w:rPr>
-              <w:tab/>
-            </w:r>
-            <w:r>
-              <w:rPr>
-                <w:i/>
-                <w:spacing w:val="-2"/>
-                <w:sz w:val="14"/>
-              </w:rPr>
-              <w:t>{{</w:t>
-            </w:r>
-            <w:proofErr w:type="spellStart"/>
-            <w:r>
-              <w:rPr>
-                <w:i/>
-                <w:spacing w:val="-2"/>
-                <w:sz w:val="14"/>
-              </w:rPr>
-              <w:t>e_day_name</w:t>
-            </w:r>
-            <w:proofErr w:type="spellEnd"/>
-            <w:r>
-              <w:rPr>
-                <w:i/>
-                <w:spacing w:val="-2"/>
-                <w:sz w:val="14"/>
-              </w:rPr>
-              <w:t>}}</w:t>
+              <w:t>{{e_day_name}}</w:t>
             </w:r>
           </w:p>
           <w:p>
@@ -1538,7 +1514,7 @@
                 </mc:Choice>
                 <mc:Fallback>
                   <w:pict>
-                    <v:group w14:anchorId="0B4749A7" id="Group 12" o:spid="_x0000_s1026" style="width:524.25pt;height:.75pt;mso-position-horizontal-relative:char;mso-position-vertical-relative:line" coordsize="66579,95" o:gfxdata="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">
+                    <v:group w14:anchorId="3F8EFE7C" id="Group 12" o:spid="_x0000_s1026" style="width:524.25pt;height:.75pt;mso-position-horizontal-relative:char;mso-position-vertical-relative:line" coordsize="66579,95" o:gfxdata="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">
                       <v:shape id="Graphic 13" o:spid="_x0000_s1027" style="position:absolute;width:66579;height:95;visibility:visible;mso-wrap-style:square;v-text-anchor:top" coordsize="6657975,9525" o:gfxdata="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" path="m6657975,l,,,9523r6657975,l6657975,xe" fillcolor="#cdcdcd" stroked="f">
                         <v:path arrowok="t"/>
                       </v:shape>
@@ -1650,7 +1626,6 @@
               </w:rPr>
               <w:t xml:space="preserve">) * </w:t>
             </w:r>
-            <w:proofErr w:type="spellStart"/>
             <w:r>
               <w:rPr>
                 <w:spacing w:val="-2"/>
@@ -1658,7 +1633,6 @@
               </w:rPr>
               <w:t>unit_of_hotel</w:t>
             </w:r>
-            <w:proofErr w:type="spellEnd"/>
             <w:r>
               <w:rPr>
                 <w:spacing w:val="-2"/>
@@ -1671,31 +1645,22 @@
                 <w:spacing w:val="-2"/>
                 <w:sz w:val="15"/>
               </w:rPr>
-              <w:t xml:space="preserve"> | </w:t>
-            </w:r>
-            <w:proofErr w:type="spellStart"/>
+              <w:t xml:space="preserve"> | vn</w:t>
+            </w:r>
             <w:r>
               <w:rPr>
                 <w:spacing w:val="-2"/>
                 <w:sz w:val="15"/>
               </w:rPr>
-              <w:t>vn</w:t>
+              <w:t>d</w:t>
             </w:r>
             <w:r>
               <w:rPr>
                 <w:spacing w:val="-2"/>
                 <w:sz w:val="15"/>
               </w:rPr>
-              <w:t>d</w:t>
-            </w:r>
-            <w:r>
-              <w:rPr>
-                <w:spacing w:val="-2"/>
-                <w:sz w:val="15"/>
-              </w:rPr>
               <w:t>_decimal</w:t>
             </w:r>
-            <w:proofErr w:type="spellEnd"/>
             <w:r>
               <w:rPr>
                 <w:spacing w:val="-2"/>
@@ -1801,51 +1766,26 @@
               </w:rPr>
               <w:t xml:space="preserve">) * </w:t>
             </w:r>
-            <w:proofErr w:type="spellStart"/>
             <w:r>
               <w:rPr>
                 <w:spacing w:val="-2"/>
                 <w:sz w:val="15"/>
               </w:rPr>
-              <w:t>unit_of_hotel</w:t>
-            </w:r>
-            <w:proofErr w:type="spellEnd"/>
+              <w:t>unit_of_hotel * 0.06) | vn</w:t>
+            </w:r>
             <w:r>
               <w:rPr>
                 <w:spacing w:val="-2"/>
                 <w:sz w:val="15"/>
               </w:rPr>
-              <w:t xml:space="preserve"> * 0.06) | </w:t>
-            </w:r>
-            <w:proofErr w:type="spellStart"/>
+              <w:t>d</w:t>
+            </w:r>
             <w:r>
               <w:rPr>
                 <w:spacing w:val="-2"/>
                 <w:sz w:val="15"/>
               </w:rPr>
-              <w:t>vn</w:t>
-            </w:r>
-            <w:r>
-              <w:rPr>
-                <w:spacing w:val="-2"/>
-                <w:sz w:val="15"/>
-              </w:rPr>
-              <w:t>d</w:t>
-            </w:r>
-            <w:r>
-              <w:rPr>
-                <w:spacing w:val="-2"/>
-                <w:sz w:val="15"/>
-              </w:rPr>
-              <w:t>_decimal</w:t>
-            </w:r>
-            <w:proofErr w:type="spellEnd"/>
-            <w:r>
-              <w:rPr>
-                <w:spacing w:val="-2"/>
-                <w:sz w:val="15"/>
-              </w:rPr>
-              <w:t xml:space="preserve"> </w:t>
+              <w:t xml:space="preserve">_decimal </w:t>
             </w:r>
             <w:r>
               <w:rPr>
@@ -1950,7 +1890,6 @@
               </w:rPr>
               <w:t xml:space="preserve">) * </w:t>
             </w:r>
-            <w:proofErr w:type="spellStart"/>
             <w:r>
               <w:rPr>
                 <w:rFonts w:hint="cs"/>
@@ -1958,29 +1897,8 @@
                 <w:spacing w:val="-2"/>
                 <w:sz w:val="30"/>
               </w:rPr>
-              <w:t>unit_of_hotel</w:t>
-            </w:r>
-            <w:proofErr w:type="spellEnd"/>
-            <w:r>
-              <w:rPr>
-                <w:rFonts w:hint="cs"/>
-                <w:color w:val="1A1A1A"/>
-                <w:spacing w:val="-2"/>
-                <w:sz w:val="30"/>
-              </w:rPr>
-              <w:t xml:space="preserve"> * 1.06) | </w:t>
-            </w:r>
-            <w:proofErr w:type="spellStart"/>
-            <w:r>
-              <w:rPr>
-                <w:rFonts w:hint="cs"/>
-                <w:color w:val="1A1A1A"/>
-                <w:spacing w:val="-2"/>
-                <w:sz w:val="30"/>
-              </w:rPr>
-              <w:t>vnd</w:t>
-            </w:r>
-            <w:proofErr w:type="spellEnd"/>
+              <w:t>unit_of_hotel * 1.06) | vnd</w:t>
+            </w:r>
             <w:r>
               <w:rPr>
                 <w:rFonts w:hint="cs"/>
@@ -2068,36 +1986,16 @@
                 <w:spacing w:val="-2"/>
                 <w:sz w:val="15"/>
               </w:rPr>
-              <w:t xml:space="preserve">{{(( names | length) * </w:t>
-            </w:r>
-            <w:proofErr w:type="spellStart"/>
+              <w:t xml:space="preserve">{{(( names | length) * unit_of_hotel * 1.06) | </w:t>
+            </w:r>
             <w:r>
               <w:rPr>
                 <w:color w:val="1A1A1A"/>
                 <w:spacing w:val="-2"/>
                 <w:sz w:val="15"/>
               </w:rPr>
-              <w:t>unit_of_hotel</w:t>
-            </w:r>
-            <w:proofErr w:type="spellEnd"/>
-            <w:r>
-              <w:rPr>
-                <w:color w:val="1A1A1A"/>
-                <w:spacing w:val="-2"/>
-                <w:sz w:val="15"/>
-              </w:rPr>
-              <w:t xml:space="preserve"> * 1.06) | </w:t>
-            </w:r>
-            <w:proofErr w:type="spellStart"/>
-            <w:r>
-              <w:rPr>
-                <w:color w:val="1A1A1A"/>
-                <w:spacing w:val="-2"/>
-                <w:sz w:val="15"/>
-              </w:rPr>
               <w:t>cny</w:t>
             </w:r>
-            <w:proofErr w:type="spellEnd"/>
             <w:r>
               <w:rPr>
                 <w:color w:val="1A1A1A"/>
@@ -2515,7 +2413,7 @@
                 </mc:Choice>
                 <mc:Fallback>
                   <w:pict>
-                    <v:group w14:anchorId="20B370BE" id="Group 14" o:spid="_x0000_s1026" style="width:524.25pt;height:.75pt;mso-position-horizontal-relative:char;mso-position-vertical-relative:line" coordsize="66579,95" o:gfxdata="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">
+                    <v:group w14:anchorId="56606F54" id="Group 14" o:spid="_x0000_s1026" style="width:524.25pt;height:.75pt;mso-position-horizontal-relative:char;mso-position-vertical-relative:line" coordsize="66579,95" o:gfxdata="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">
                       <v:shape id="Graphic 15" o:spid="_x0000_s1027" style="position:absolute;width:66579;height:95;visibility:visible;mso-wrap-style:square;v-text-anchor:top" coordsize="6657975,9525" o:gfxdata="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" path="m6657975,l,,,9523r6657975,l6657975,xe" fillcolor="#cdcdcd" stroked="f">
                         <v:path arrowok="t"/>
                       </v:shape>
@@ -2567,14 +2465,12 @@
                 <w:sz w:val="15"/>
               </w:rPr>
             </w:pPr>
-            <w:proofErr w:type="spellStart"/>
             <w:r>
               <w:rPr>
                 <w:sz w:val="15"/>
               </w:rPr>
               <w:t>Hantao</w:t>
             </w:r>
-            <w:proofErr w:type="spellEnd"/>
             <w:r>
               <w:rPr>
                 <w:spacing w:val="-6"/>
@@ -2945,7 +2841,7 @@
                 </mc:Choice>
                 <mc:Fallback>
                   <w:pict>
-                    <v:group w14:anchorId="6170FC5B" id="Group 16" o:spid="_x0000_s1026" style="width:524.25pt;height:.75pt;mso-position-horizontal-relative:char;mso-position-vertical-relative:line" coordsize="66579,95" o:gfxdata="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">
+                    <v:group w14:anchorId="611FA6CF" id="Group 16" o:spid="_x0000_s1026" style="width:524.25pt;height:.75pt;mso-position-horizontal-relative:char;mso-position-vertical-relative:line" coordsize="66579,95" o:gfxdata="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">
                       <v:shape id="Graphic 17" o:spid="_x0000_s1027" style="position:absolute;width:66579;height:95;visibility:visible;mso-wrap-style:square;v-text-anchor:top" coordsize="6657975,9525" o:gfxdata="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" path="m6657975,l,,,9523r6657975,l6657975,xe" fillcolor="#cdcdcd" stroked="f">
                         <v:path arrowok="t"/>
                       </v:shape>
@@ -3069,14 +2965,12 @@
               </w:rPr>
               <w:t xml:space="preserve"> </w:t>
             </w:r>
-            <w:proofErr w:type="spellStart"/>
             <w:r>
               <w:rPr>
                 <w:sz w:val="15"/>
               </w:rPr>
               <w:t>Hantao</w:t>
             </w:r>
-            <w:proofErr w:type="spellEnd"/>
             <w:r>
               <w:rPr>
                 <w:spacing w:val="-7"/>
@@ -3391,7 +3285,7 @@
                 </mc:Choice>
                 <mc:Fallback>
                   <w:pict>
-                    <v:group w14:anchorId="44CC295D" id="Group 18" o:spid="_x0000_s1026" style="width:524.25pt;height:.75pt;mso-position-horizontal-relative:char;mso-position-vertical-relative:line" coordsize="66579,95" o:gfxdata="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">
+                    <v:group w14:anchorId="109DD34C" id="Group 18" o:spid="_x0000_s1026" style="width:524.25pt;height:.75pt;mso-position-horizontal-relative:char;mso-position-vertical-relative:line" coordsize="66579,95" o:gfxdata="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">
                       <v:shape id="Graphic 19" o:spid="_x0000_s1027" style="position:absolute;width:66579;height:95;visibility:visible;mso-wrap-style:square;v-text-anchor:top" coordsize="6657975,9525" o:gfxdata="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" path="m6657975,l,,,9524r6657975,l6657975,xe" fillcolor="#cdcdcd" stroked="f">
                         <v:path arrowok="t"/>
                       </v:shape>
@@ -3707,7 +3601,7 @@
                 </mc:Choice>
                 <mc:Fallback>
                   <w:pict>
-                    <v:group w14:anchorId="46F0D77E" id="Group 20" o:spid="_x0000_s1026" style="position:absolute;margin-left:8.95pt;margin-top:21.45pt;width:524.25pt;height:.75pt;z-index:15732736;mso-wrap-distance-left:0;mso-wrap-distance-right:0" coordsize="66579,95" o:gfxdata="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">
+                    <v:group w14:anchorId="6CFF5A30" id="Group 20" o:spid="_x0000_s1026" style="position:absolute;margin-left:8.95pt;margin-top:21.45pt;width:524.25pt;height:.75pt;z-index:15732736;mso-wrap-distance-left:0;mso-wrap-distance-right:0" coordsize="66579,95" o:gfxdata="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">
                       <v:shape id="Graphic 21" o:spid="_x0000_s1027" style="position:absolute;width:66579;height:95;visibility:visible;mso-wrap-style:square;v-text-anchor:top" coordsize="6657975,9525" o:gfxdata="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" path="m6657975,l,,,9524r6657975,l6657975,xe" fillcolor="#cdcdcd" stroked="f">
                         <v:path arrowok="t"/>
                       </v:shape>
@@ -4066,6 +3960,7 @@
                 <w:position w:val="-4"/>
                 <w:sz w:val="19"/>
               </w:rPr>
+              <w:lastRenderedPageBreak/>
               <mc:AlternateContent>
                 <mc:Choice Requires="wpg">
                   <w:drawing>
@@ -4152,7 +4047,7 @@
                 </mc:Choice>
                 <mc:Fallback>
                   <w:pict>
-                    <v:group w14:anchorId="02CDD5A6" id="Group 22" o:spid="_x0000_s1026" style="position:absolute;margin-left:370.45pt;margin-top:7.4pt;width:.75pt;height:108pt;z-index:-15804928;mso-wrap-distance-left:0;mso-wrap-distance-right:0" coordsize="95,13716" o:gfxdata="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">
+                    <v:group w14:anchorId="3E943BD6" id="Group 22" o:spid="_x0000_s1026" style="position:absolute;margin-left:370.45pt;margin-top:7.4pt;width:.75pt;height:108pt;z-index:-15804928;mso-wrap-distance-left:0;mso-wrap-distance-right:0" coordsize="95,13716" o:gfxdata="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">
                       <v:shape id="Graphic 23" o:spid="_x0000_s1027" style="position:absolute;width:95;height:13716;visibility:visible;mso-wrap-style:square;v-text-anchor:top" coordsize="9525,1371600" o:gfxdata="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" path="m9523,l,,,1371600r9523,l9523,xe" fillcolor="#cdcdcd" stroked="f">
                         <v:path arrowok="t"/>
                       </v:shape>
@@ -4743,7 +4638,6 @@
               </w:rPr>
               <w:t xml:space="preserve"> {{</w:t>
             </w:r>
-            <w:proofErr w:type="spellStart"/>
             <w:r>
               <w:rPr>
                 <w:position w:val="7"/>
@@ -4751,7 +4645,6 @@
               </w:rPr>
               <w:t>cancel_day_lost_fee_d</w:t>
             </w:r>
-            <w:proofErr w:type="spellEnd"/>
             <w:r>
               <w:rPr>
                 <w:position w:val="7"/>
@@ -4762,7 +4655,6 @@
             <w:r>
               <w:t xml:space="preserve"> </w:t>
             </w:r>
-            <w:proofErr w:type="spellStart"/>
             <w:r>
               <w:rPr>
                 <w:position w:val="7"/>
@@ -4777,7 +4669,6 @@
               </w:rPr>
               <w:t>onth_text</w:t>
             </w:r>
-            <w:proofErr w:type="spellEnd"/>
             <w:r>
               <w:rPr>
                 <w:position w:val="7"/>
@@ -4788,21 +4679,12 @@
             <w:r>
               <w:t xml:space="preserve"> </w:t>
             </w:r>
-            <w:proofErr w:type="spellStart"/>
             <w:r>
               <w:rPr>
                 <w:position w:val="7"/>
                 <w:sz w:val="13"/>
               </w:rPr>
-              <w:t>cancel_day_lost_fee_y</w:t>
-            </w:r>
-            <w:proofErr w:type="spellEnd"/>
-            <w:r>
-              <w:rPr>
-                <w:position w:val="7"/>
-                <w:sz w:val="13"/>
-              </w:rPr>
-              <w:t xml:space="preserve"> </w:t>
+              <w:t xml:space="preserve">cancel_day_lost_fee_y </w:t>
             </w:r>
             <w:r>
               <w:rPr>
@@ -5851,15 +5733,7 @@
         <w:t xml:space="preserve"> </w:t>
       </w:r>
       <w:r>
-        <w:t>bachelor(</w:t>
-      </w:r>
-      <w:proofErr w:type="spellStart"/>
-      <w:r>
-        <w:t>ette</w:t>
-      </w:r>
-      <w:proofErr w:type="spellEnd"/>
-      <w:r>
-        <w:t>)</w:t>
+        <w:t>bachelor(ette)</w:t>
       </w:r>
       <w:r>
         <w:rPr>
@@ -6148,14 +6022,12 @@
           <w:sz w:val="15"/>
         </w:rPr>
       </w:pPr>
-      <w:proofErr w:type="spellStart"/>
       <w:r>
         <w:rPr>
           <w:sz w:val="15"/>
         </w:rPr>
         <w:t>WiFi</w:t>
       </w:r>
-      <w:proofErr w:type="spellEnd"/>
       <w:r>
         <w:rPr>
           <w:spacing w:val="-4"/>
@@ -6398,7 +6270,7 @@
           </mc:Choice>
           <mc:Fallback>
             <w:pict>
-              <v:group w14:anchorId="1189D707" id="Group 27" o:spid="_x0000_s1026" style="width:542.25pt;height:.75pt;mso-position-horizontal-relative:char;mso-position-vertical-relative:line" coordsize="68865,95" o:gfxdata="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">
+              <v:group w14:anchorId="7ED8BAB0" id="Group 27" o:spid="_x0000_s1026" style="width:542.25pt;height:.75pt;mso-position-horizontal-relative:char;mso-position-vertical-relative:line" coordsize="68865,95" o:gfxdata="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">
                 <v:shape id="Graphic 28" o:spid="_x0000_s1027" style="position:absolute;width:68865;height:95;visibility:visible;mso-wrap-style:square;v-text-anchor:top" coordsize="6886575,9525" o:gfxdata="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" path="m6886575,l,,,9523r6886575,l6886575,xe" fillcolor="#cdcdcd" stroked="f">
                   <v:path arrowok="t"/>
                 </v:shape>
@@ -6695,11 +6567,9 @@
         </w:rPr>
         <w:t xml:space="preserve"> </w:t>
       </w:r>
-      <w:proofErr w:type="spellStart"/>
       <w:r>
         <w:t>Hantao</w:t>
       </w:r>
-      <w:proofErr w:type="spellEnd"/>
       <w:r>
         <w:rPr>
           <w:spacing w:val="-9"/>
@@ -6855,15 +6725,7 @@
         <w:t xml:space="preserve"> </w:t>
       </w:r>
       <w:r>
-        <w:t xml:space="preserve">11639 For </w:t>
-      </w:r>
-      <w:proofErr w:type="spellStart"/>
-      <w:r>
-        <w:t>VinaPhone</w:t>
-      </w:r>
-      <w:proofErr w:type="spellEnd"/>
-      <w:r>
-        <w:t xml:space="preserve"> users Local</w:t>
+        <w:t>11639 For VinaPhone users Local</w:t>
       </w:r>
       <w:r>
         <w:rPr>
@@ -6936,15 +6798,7 @@
         <w:t xml:space="preserve"> </w:t>
       </w:r>
       <w:r>
-        <w:t xml:space="preserve">11637 For </w:t>
-      </w:r>
-      <w:proofErr w:type="spellStart"/>
-      <w:r>
-        <w:t>VinaPhone</w:t>
-      </w:r>
-      <w:proofErr w:type="spellEnd"/>
-      <w:r>
-        <w:t xml:space="preserve"> users</w:t>
+        <w:t>11637 For VinaPhone users</w:t>
       </w:r>
     </w:p>
     <w:p>
@@ -7628,7 +7482,7 @@
           </mc:Choice>
           <mc:Fallback>
             <w:pict>
-              <v:group w14:anchorId="2349CDC7" id="Group 30" o:spid="_x0000_s1026" style="width:242.25pt;height:1.5pt;mso-position-horizontal-relative:char;mso-position-vertical-relative:line" coordsize="30765,190" o:gfxdata="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">
+              <v:group w14:anchorId="43CF82E8" id="Group 30" o:spid="_x0000_s1026" style="width:242.25pt;height:1.5pt;mso-position-horizontal-relative:char;mso-position-vertical-relative:line" coordsize="30765,190" o:gfxdata="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">
                 <v:shape id="Graphic 31" o:spid="_x0000_s1027" style="position:absolute;top:95;width:30765;height:95;visibility:visible;mso-wrap-style:square;v-text-anchor:top" coordsize="3076575,9525" o:gfxdata="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" path="m3076575,l,,,9523r3076575,l3076575,xe" fillcolor="#e7e7e7" stroked="f">
                   <v:path arrowok="t"/>
                 </v:shape>
@@ -7732,7 +7586,7 @@
           </mc:Choice>
           <mc:Fallback>
             <w:pict>
-              <v:shape w14:anchorId="65DA0B38" id="Graphic 33" o:spid="_x0000_s1026" style="position:absolute;margin-left:35.2pt;margin-top:10.9pt;width:542.25pt;height:.75pt;z-index:-15722496;visibility:visible;mso-wrap-style:square;mso-wrap-distance-left:0;mso-wrap-distance-top:0;mso-wrap-distance-right:0;mso-wrap-distance-bottom:0;mso-position-horizontal:absolute;mso-position-horizontal-relative:page;mso-position-vertical:absolute;mso-position-vertical-relative:text;v-text-anchor:top" coordsize="6886575,9525" o:gfxdata="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" path="m6886575,l,,,9523r6886575,l6886575,xe" fillcolor="#cdcdcd" stroked="f">
+              <v:shape w14:anchorId="0D383BB2" id="Graphic 33" o:spid="_x0000_s1026" style="position:absolute;margin-left:35.2pt;margin-top:10.9pt;width:542.25pt;height:.75pt;z-index:-15722496;visibility:visible;mso-wrap-style:square;mso-wrap-distance-left:0;mso-wrap-distance-top:0;mso-wrap-distance-right:0;mso-wrap-distance-bottom:0;mso-position-horizontal:absolute;mso-position-horizontal-relative:page;mso-position-vertical:absolute;mso-position-vertical-relative:text;v-text-anchor:top" coordsize="6886575,9525" o:gfxdata="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" path="m6886575,l,,,9523r6886575,l6886575,xe" fillcolor="#cdcdcd" stroked="f">
                 <v:path arrowok="t"/>
                 <w10:wrap type="topAndBottom" anchorx="page"/>
               </v:shape>
@@ -8184,7 +8038,6 @@
         </w:rPr>
         <w:t xml:space="preserve"> </w:t>
       </w:r>
-      <w:proofErr w:type="spellStart"/>
       <w:r>
         <w:rPr>
           <w:w w:val="105"/>
@@ -8192,7 +8045,6 @@
         </w:rPr>
         <w:t>Hantao</w:t>
       </w:r>
-      <w:proofErr w:type="spellEnd"/>
       <w:r>
         <w:rPr>
           <w:spacing w:val="-9"/>
@@ -8274,7 +8126,7 @@
 </file>
 
 <file path=word/numbering.xml><?xml version="1.0" encoding="utf-8"?>
-<w:numbering xmlns:wpc="http://schemas.microsoft.com/office/word/2010/wordprocessingCanvas" xmlns:cx="http://schemas.microsoft.com/office/drawing/2014/chartex" xmlns:cx1="http://schemas.microsoft.com/office/drawing/2015/9/8/chartex" xmlns:cx2="http://schemas.microsoft.com/office/drawing/2015/10/21/chartex" xmlns:cx3="http://schemas.microsoft.com/office/drawing/2016/5/9/chartex" xmlns:cx4="http://schemas.microsoft.com/office/drawing/2016/5/10/chartex" xmlns:cx5="http://schemas.microsoft.com/office/drawing/2016/5/11/chartex" xmlns:cx6="http://schemas.microsoft.com/office/drawing/2016/5/12/chartex" xmlns:cx7="http://schemas.microsoft.com/office/drawing/2016/5/13/chartex" xmlns:cx8="http://schemas.microsoft.com/office/drawing/2016/5/14/chartex" xmlns:mc="http://schemas.openxmlformats.org/markup-compatibility/2006" xmlns:aink="http://schemas.microsoft.com/office/drawing/2016/ink" xmlns:am3d="http://schemas.microsoft.com/office/drawing/2017/model3d" xmlns:o="urn:schemas-microsoft-com:office:office" xmlns:r="http://schemas.openxmlformats.org/officeDocument/2006/relationships" xmlns:m="http://schemas.openxmlformats.org/officeDocument/2006/math" xmlns:v="urn:schemas-microsoft-com:vml" xmlns:wp14="http://schemas.microsoft.com/office/word/2010/wordprocessingDrawing" xmlns:wp="http://schemas.openxmlformats.org/drawingml/2006/wordprocessingDrawing" xmlns:w10="urn:schemas-microsoft-com:office:word" xmlns:w="http://schemas.openxmlformats.org/wordprocessingml/2006/main" xmlns:w14="http://schemas.microsoft.com/office/word/2010/wordml" xmlns:w15="http://schemas.microsoft.com/office/word/2012/wordml" xmlns:w16cex="http://schemas.microsoft.com/office/word/2018/wordml/cex" xmlns:w16cid="http://schemas.microsoft.com/office/word/2016/wordml/cid" xmlns:w16="http://schemas.microsoft.com/office/word/2018/wordml" xmlns:w16sdtdh="http://schemas.microsoft.com/office/word/2020/wordml/sdtdatahash" xmlns:w16se="http://schemas.microsoft.com/office/word/2015/wordml/symex" xmlns:wpg="http://schemas.microsoft.com/office/word/2010/wordprocessingGroup" xmlns:wpi="http://schemas.microsoft.com/office/word/2010/wordprocessingInk" xmlns:wne="http://schemas.microsoft.com/office/word/2006/wordml" xmlns:wps="http://schemas.microsoft.com/office/word/2010/wordprocessingShape" mc:Ignorable="w14 w15 w16se w16cid w16 w16cex w16sdtdh wp14">
+<w:numbering xmlns:wpc="http://schemas.microsoft.com/office/word/2010/wordprocessingCanvas" xmlns:cx="http://schemas.microsoft.com/office/drawing/2014/chartex" xmlns:cx1="http://schemas.microsoft.com/office/drawing/2015/9/8/chartex" xmlns:cx2="http://schemas.microsoft.com/office/drawing/2015/10/21/chartex" xmlns:cx3="http://schemas.microsoft.com/office/drawing/2016/5/9/chartex" xmlns:cx4="http://schemas.microsoft.com/office/drawing/2016/5/10/chartex" xmlns:cx5="http://schemas.microsoft.com/office/drawing/2016/5/11/chartex" xmlns:cx6="http://schemas.microsoft.com/office/drawing/2016/5/12/chartex" xmlns:cx7="http://schemas.microsoft.com/office/drawing/2016/5/13/chartex" xmlns:cx8="http://schemas.microsoft.com/office/drawing/2016/5/14/chartex" xmlns:mc="http://schemas.openxmlformats.org/markup-compatibility/2006" xmlns:aink="http://schemas.microsoft.com/office/drawing/2016/ink" xmlns:am3d="http://schemas.microsoft.com/office/drawing/2017/model3d" xmlns:o="urn:schemas-microsoft-com:office:office" xmlns:oel="http://schemas.microsoft.com/office/2019/extlst" xmlns:r="http://schemas.openxmlformats.org/officeDocument/2006/relationships" xmlns:m="http://schemas.openxmlformats.org/officeDocument/2006/math" xmlns:v="urn:schemas-microsoft-com:vml" xmlns:wp14="http://schemas.microsoft.com/office/word/2010/wordprocessingDrawing" xmlns:wp="http://schemas.openxmlformats.org/drawingml/2006/wordprocessingDrawing" xmlns:w10="urn:schemas-microsoft-com:office:word" xmlns:w="http://schemas.openxmlformats.org/wordprocessingml/2006/main" xmlns:w14="http://schemas.microsoft.com/office/word/2010/wordml" xmlns:w15="http://schemas.microsoft.com/office/word/2012/wordml" xmlns:w16cex="http://schemas.microsoft.com/office/word/2018/wordml/cex" xmlns:w16cid="http://schemas.microsoft.com/office/word/2016/wordml/cid" xmlns:w16="http://schemas.microsoft.com/office/word/2018/wordml" xmlns:w16du="http://schemas.microsoft.com/office/word/2023/wordml/word16du" xmlns:w16sdtdh="http://schemas.microsoft.com/office/word/2020/wordml/sdtdatahash" xmlns:w16sdtfl="http://schemas.microsoft.com/office/word/2024/wordml/sdtformatlock" xmlns:w16se="http://schemas.microsoft.com/office/word/2015/wordml/symex" xmlns:wpg="http://schemas.microsoft.com/office/word/2010/wordprocessingGroup" xmlns:wpi="http://schemas.microsoft.com/office/word/2010/wordprocessingInk" xmlns:wne="http://schemas.microsoft.com/office/word/2006/wordml" xmlns:wps="http://schemas.microsoft.com/office/word/2010/wordprocessingShape" mc:Ignorable="w14 w15 w16se w16cid w16 w16cex w16sdtdh w16sdtfl w16du wp14">
   <w:numPicBullet w:numPicBulletId="0">
     <w:pict>
       <v:shapetype id="_x0000_t75" coordsize="21600,21600" o:spt="75" o:preferrelative="t" path="m@4@5l@4@11@9@11@9@5xe" filled="f" stroked="f">
@@ -8296,7 +8148,7 @@
         <v:path o:extrusionok="f" gradientshapeok="t" o:connecttype="rect"/>
         <o:lock v:ext="edit" aspectratio="t"/>
       </v:shapetype>
-      <v:shape id="_x0000_i1092" type="#_x0000_t75" style="width:6pt;height:6pt" o:bullet="t">
+      <v:shape id="_x0000_i1031" type="#_x0000_t75" style="width:6pt;height:6pt" o:bullet="t">
         <v:imagedata r:id="rId1" o:title="image8"/>
       </v:shape>
     </w:pict>
@@ -8423,14 +8275,14 @@
       </w:rPr>
     </w:lvl>
   </w:abstractNum>
-  <w:num w:numId="1">
+  <w:num w:numId="1" w16cid:durableId="2031953739">
     <w:abstractNumId w:val="0"/>
   </w:num>
 </w:numbering>
 </file>
 
 <file path=word/styles.xml><?xml version="1.0" encoding="utf-8"?>
-<w:styles xmlns:mc="http://schemas.openxmlformats.org/markup-compatibility/2006" xmlns:r="http://schemas.openxmlformats.org/officeDocument/2006/relationships" xmlns:w="http://schemas.openxmlformats.org/wordprocessingml/2006/main" xmlns:w14="http://schemas.microsoft.com/office/word/2010/wordml" xmlns:w15="http://schemas.microsoft.com/office/word/2012/wordml" xmlns:w16cex="http://schemas.microsoft.com/office/word/2018/wordml/cex" xmlns:w16cid="http://schemas.microsoft.com/office/word/2016/wordml/cid" xmlns:w16="http://schemas.microsoft.com/office/word/2018/wordml" xmlns:w16sdtdh="http://schemas.microsoft.com/office/word/2020/wordml/sdtdatahash" xmlns:w16se="http://schemas.microsoft.com/office/word/2015/wordml/symex" mc:Ignorable="w14 w15 w16se w16cid w16 w16cex w16sdtdh">
+<w:styles xmlns:mc="http://schemas.openxmlformats.org/markup-compatibility/2006" xmlns:r="http://schemas.openxmlformats.org/officeDocument/2006/relationships" xmlns:w="http://schemas.openxmlformats.org/wordprocessingml/2006/main" xmlns:w14="http://schemas.microsoft.com/office/word/2010/wordml" xmlns:w15="http://schemas.microsoft.com/office/word/2012/wordml" xmlns:w16cex="http://schemas.microsoft.com/office/word/2018/wordml/cex" xmlns:w16cid="http://schemas.microsoft.com/office/word/2016/wordml/cid" xmlns:w16="http://schemas.microsoft.com/office/word/2018/wordml" xmlns:w16du="http://schemas.microsoft.com/office/word/2023/wordml/word16du" xmlns:w16sdtdh="http://schemas.microsoft.com/office/word/2020/wordml/sdtdatahash" xmlns:w16sdtfl="http://schemas.microsoft.com/office/word/2024/wordml/sdtformatlock" xmlns:w16se="http://schemas.microsoft.com/office/word/2015/wordml/symex" mc:Ignorable="w14 w15 w16se w16cid w16 w16cex w16sdtdh w16sdtfl w16du">
   <w:docDefaults>
     <w:rPrDefault>
       <w:rPr>
@@ -8870,7 +8722,6 @@
   <w:style w:type="character" w:default="1" w:styleId="DefaultParagraphFont">
     <w:name w:val="Default Paragraph Font"/>
     <w:uiPriority w:val="1"/>
-    <w:semiHidden/>
     <w:unhideWhenUsed/>
   </w:style>
   <w:style w:type="table" w:default="1" w:styleId="TableNormal">
